--- a/llm-count-study/ISR_title_page.docx
+++ b/llm-count-study/ISR_title_page.docx
@@ -37,7 +37,7 @@
           <w:b w:val="0"/>
           <w:i w:val="0"/>
         </w:rPr>
-        <w:t>[Author 1 name], [affiliation], [email], [ORCID]</w:t>
+        <w:t>Ook Lee, Department of Information Systems, Hanyang University, Seoul, Korea, ooklee@hanyang.ac.kr</w:t>
       </w:r>
     </w:p>
     <w:p>
@@ -49,19 +49,7 @@
           <w:b w:val="0"/>
           <w:i w:val="0"/>
         </w:rPr>
-        <w:t>[Author 2 name], [affiliation], [email], [ORCID]</w:t>
-      </w:r>
-    </w:p>
-    <w:p>
-      <w:pPr>
-        <w:spacing w:after="120"/>
-      </w:pPr>
-      <w:r>
-        <w:rPr>
-          <w:b w:val="0"/>
-          <w:i w:val="0"/>
-        </w:rPr>
-        <w:t>Corresponding author: [name, postal address, email]</w:t>
+        <w:t>Corresponding author: Ook Lee, ooklee@hanyang.ac.kr</w:t>
       </w:r>
     </w:p>
     <w:p>

--- a/llm-count-study/ISR_title_page.docx
+++ b/llm-count-study/ISR_title_page.docx
@@ -37,7 +37,7 @@
           <w:b w:val="0"/>
           <w:i w:val="0"/>
         </w:rPr>
-        <w:t>Ook Lee, Department of Information Systems, Hanyang University, Seoul, Korea, ooklee@hanyang.ac.kr</w:t>
+        <w:t>Ook Lee, Department of Information System, Hanyang University, Seoul, Korea, ooklee@hanyang.ac.kr</w:t>
       </w:r>
     </w:p>
     <w:p>

--- a/llm-count-study/ISR_title_page.docx
+++ b/llm-count-study/ISR_title_page.docx
@@ -61,7 +61,7 @@
           <w:b w:val="0"/>
           <w:i w:val="0"/>
         </w:rPr>
-        <w:t>Keywords: IT artifact, decision support systems, design science, generative AI, synthetic customers, organizational accountability</w:t>
+        <w:t>Keywords: IT artifact, decision support systems, generative AI, synthetic customers, organizational accountability</w:t>
       </w:r>
     </w:p>
     <w:p>
